--- a/WIP/SLR.docx
+++ b/WIP/SLR.docx
@@ -158,7 +158,21 @@
           <w:sz w:val="18"/>
           <w:szCs w:val="18"/>
         </w:rPr>
-        <w:t>The Zhi Wei</w:t>
+        <w:t>T</w:t>
+      </w:r>
+      <w:r>
+        <w:rPr>
+          <w:sz w:val="18"/>
+          <w:szCs w:val="18"/>
+        </w:rPr>
+        <w:t>eh</w:t>
+      </w:r>
+      <w:r>
+        <w:rPr>
+          <w:sz w:val="18"/>
+          <w:szCs w:val="18"/>
+        </w:rPr>
+        <w:t xml:space="preserve"> Zhi Wei</w:t>
       </w:r>
       <w:r>
         <w:rPr>
